--- a/Documentation/10-Screen-Specification.docx
+++ b/Documentation/10-Screen-Specification.docx
@@ -65,7 +65,7 @@
           <w:sz w:val="20"/>
           <w:szCs w:val="20"/>
         </w:rPr>
-        <w:t xml:space="preserve">Version 1.0  ·  Project documentation  ·  2026</w:t>
+        <w:t>Version 2.0  ·  Project documentation  ·  2026</w:t>
       </w:r>
     </w:p>
     <w:p>
@@ -7709,7 +7709,7 @@
                 <w:sz w:val="20"/>
                 <w:szCs w:val="20"/>
               </w:rPr>
-              <w:t xml:space="preserve">Uploaded · Transcribing · Generating · Draft ready · Failed</w:t>
+              <w:t>Uploaded · Transcribing · Segmenting · Generating · Draft ready · Failed</w:t>
             </w:r>
           </w:p>
         </w:tc>
@@ -10399,7 +10399,7 @@
           <w:szCs w:val="18"/>
           <w:shd w:fill="F4F5F7" w:val="clear"/>
         </w:rPr>
-        <w:t xml:space="preserve">07-roadmap.md</w:t>
+        <w:t>document 07 (Roadmap &amp; Milestones)</w:t>
       </w:r>
       <w:r>
         <w:rPr>
@@ -10708,7 +10708,7 @@
                 <w:sz w:val="20"/>
                 <w:szCs w:val="20"/>
               </w:rPr>
-              <w:t xml:space="preserve">S7, S12, S13</w:t>
+              <w:t>S7, S12, S13, S18, S19</w:t>
             </w:r>
           </w:p>
         </w:tc>
@@ -10842,7 +10842,7 @@
                 <w:sz w:val="20"/>
                 <w:szCs w:val="20"/>
               </w:rPr>
-              <w:t xml:space="preserve">S16, S17, S18, S19, S22, S23, S24</w:t>
+              <w:t>S16, S17, S22, S23, S24</w:t>
             </w:r>
           </w:p>
         </w:tc>
